--- a/src/dackar/RCA/diagrams/april_2/RCA_workflow_april_2.docx
+++ b/src/dackar/RCA/diagrams/april_2/RCA_workflow_april_2.docx
@@ -311,52 +311,7 @@
           <w:sz w:val="22"/>
           <w:szCs w:val="22"/>
         </w:rPr>
-        <w:t xml:space="preserve">The workflow is </w:t>
-      </w:r>
-      <w:r>
-        <w:rPr>
-          <w:sz w:val="22"/>
-          <w:szCs w:val="22"/>
-        </w:rPr>
-        <w:t xml:space="preserve">explicitly </w:t>
-      </w:r>
-      <w:r>
-        <w:rPr>
-          <w:rStyle w:val="Strong"/>
-          <w:b w:val="0"/>
-          <w:bCs w:val="0"/>
-          <w:sz w:val="22"/>
-          <w:szCs w:val="22"/>
-        </w:rPr>
-        <w:t>decision support</w:t>
-      </w:r>
-      <w:r>
-        <w:rPr>
-          <w:sz w:val="22"/>
-          <w:szCs w:val="22"/>
-        </w:rPr>
-        <w:t>, not</w:t>
-      </w:r>
-      <w:r>
-        <w:rPr>
-          <w:sz w:val="22"/>
-          <w:szCs w:val="22"/>
-        </w:rPr>
-        <w:t xml:space="preserve"> decision automation. All final technical and regulatory conclusions remain the responsibility of the licensed engineer. The system </w:t>
-      </w:r>
-      <w:r>
-        <w:rPr>
-          <w:sz w:val="22"/>
-          <w:szCs w:val="22"/>
-        </w:rPr>
-        <w:t>does not</w:t>
-      </w:r>
-      <w:r>
-        <w:rPr>
-          <w:sz w:val="22"/>
-          <w:szCs w:val="22"/>
-        </w:rPr>
-        <w:t xml:space="preserve"> self-approves a conclusion.</w:t>
+        <w:t>The workflow is explicitly decision support, not decision automation. All final technical and regulatory conclusions remain the responsibility of the licensed engineer. The system does not self-approve a conclusion.</w:t>
       </w:r>
     </w:p>
     <w:p>
@@ -3214,9 +3169,9 @@
         <w:tblLook w:val="04A0" w:firstRow="1" w:lastRow="0" w:firstColumn="1" w:lastColumn="0" w:noHBand="0" w:noVBand="1"/>
       </w:tblPr>
       <w:tblGrid>
-        <w:gridCol w:w="2823"/>
-        <w:gridCol w:w="3746"/>
-        <w:gridCol w:w="3223"/>
+        <w:gridCol w:w="2821"/>
+        <w:gridCol w:w="3741"/>
+        <w:gridCol w:w="3230"/>
       </w:tblGrid>
       <w:tr>
         <w:trPr>
@@ -3368,7 +3323,7 @@
               <w:contextualSpacing/>
             </w:pPr>
             <w:r>
-              <w:t>:mbse_entity</w:t>
+              <w:t>:element_usage</w:t>
             </w:r>
           </w:p>
         </w:tc>
@@ -3400,7 +3355,7 @@
               <w:contextualSpacing/>
             </w:pPr>
             <w:r>
-              <w:t>Plant component from the MBSE model. Seed of the causal search.</w:t>
+              <w:t>Plant component from the MBSE model (post-P0 migration: element_usage label). Seed of the causal search.</w:t>
             </w:r>
           </w:p>
         </w:tc>
@@ -3772,7 +3727,7 @@
               <w:contextualSpacing/>
             </w:pPr>
             <w:r>
-              <w:t>Connects asset to its realized mbse_entity components.</w:t>
+              <w:t>Connects asset to its realized element_usage components.</w:t>
             </w:r>
           </w:p>
         </w:tc>
@@ -3825,7 +3780,7 @@
               <w:contextualSpacing/>
             </w:pPr>
             <w:r>
-              <w:t>Connects monitored_variable to mbse_entity.</w:t>
+              <w:t>Connects monitored_variable to element_usage.</w:t>
             </w:r>
           </w:p>
         </w:tc>
@@ -5319,20 +5274,7 @@
         <w:rPr>
           <w:rStyle w:val="Strong"/>
         </w:rPr>
-        <w:t>Note:</w:t>
-      </w:r>
-      <w:r>
-        <w:t xml:space="preserve"> V31 (</w:t>
-      </w:r>
-      <w:r>
-        <w:rPr>
-          <w:rStyle w:val="HTMLCode"/>
-          <w:rFonts w:eastAsiaTheme="majorEastAsia"/>
-        </w:rPr>
-        <w:t>RuleBasedCausalityEngineV31</w:t>
-      </w:r>
-      <w:r>
-        <w:t>) remains in the codebase for reference and backward compatibility but should not be used for new runs. V32 is the production engine.</w:t>
+        <w:t>Note: V31 (RuleBasedCausalityEngineV31) is retained for cross-validation and ablation testing alongside V32. Both engines are intentionally kept — V31 provides a structural/evidence-only baseline, V32 adds TSKR Allen-relation scoring and EntityNormalizer. V32 is the production engine.</w:t>
       </w:r>
     </w:p>
     <w:p>
@@ -5380,7 +5322,11 @@
         <w:jc w:val="both"/>
       </w:pPr>
       <w:r>
-        <w:t xml:space="preserve">Build hypothesis-guided query plans for each top candidate: one support query and one contradiction query per candidate, plus failure mode context, component context, and operational context queries. Execute each query against the Chroma vector store with asset, doc_type, doc_id, and component filters. Score each retrieved snippet for support, contradiction, and context roles using keyword cue detection, candidate term overlap, authority weight, and extraction quality. Deduplicate and rank. Build per-candidate evidence summary (supporting counts, contradiction counts, best scores, snippet IDs). Output is </w:t>
+        <w:t xml:space="preserve">Build hypothesis-guided query plans for each top candidate: one support query and one contradiction query per candidate, plus failure mode context, component context, and operational context queries. Execute each query against the Chroma vector store with asset, doc_type, doc_id, and component filters. Score each retrieved snippet for support, contradiction, and context roles using keyword cue detection, candidate term overlap, authority weight, and extraction quality. Deduplicate and rank. Build </w:t>
+      </w:r>
+      <w:r>
+        <w:lastRenderedPageBreak/>
+        <w:t xml:space="preserve">per-candidate evidence summary (supporting counts, contradiction counts, best scores, snippet IDs). Output is </w:t>
       </w:r>
       <w:r>
         <w:rPr>
@@ -5405,7 +5351,6 @@
         <w:rPr>
           <w:rStyle w:val="Strong"/>
         </w:rPr>
-        <w:lastRenderedPageBreak/>
         <w:t>Known gap — component_ids filter is a no-op:</w:t>
       </w:r>
       <w:r>
@@ -5705,7 +5650,11 @@
         <w:jc w:val="both"/>
       </w:pPr>
       <w:r>
-        <w:t xml:space="preserve">Select top candidates and top evidence. Attempt LLM structured generation (currently always fails → fallback). Build deterministic RCA card from the ranked candidates and evidence bundle. Derive executive summary, primary hypothesis with why_primary[] and uncertainties[], alternatives with supports/weaknesses/citations, evidence rows with support_role, recommended actions, and analyst review questions. Apply multi-dimensional confidence calibration. Set validation status flags. Output is </w:t>
+        <w:t xml:space="preserve">Select top candidates and top evidence. Attempt LLM structured generation (currently always fails → fallback). Build deterministic RCA card from the ranked candidates and evidence bundle. Derive executive summary, primary hypothesis with why_primary[] and uncertainties[], alternatives with supports/weaknesses/citations, evidence rows with support_role, recommended actions, and analyst </w:t>
+      </w:r>
+      <w:r>
+        <w:lastRenderedPageBreak/>
+        <w:t xml:space="preserve">review questions. Apply multi-dimensional confidence calibration. Set validation status flags. Output is </w:t>
       </w:r>
       <w:r>
         <w:rPr>
@@ -5730,7 +5679,6 @@
         <w:rPr>
           <w:rStyle w:val="Strong"/>
         </w:rPr>
-        <w:lastRenderedPageBreak/>
         <w:t>Current production path:</w:t>
       </w:r>
       <w:r>
@@ -7780,6 +7728,7 @@
               <w:contextualSpacing/>
             </w:pPr>
             <w:r>
+              <w:lastRenderedPageBreak/>
               <w:t>Hybrid retrieval</w:t>
             </w:r>
           </w:p>
@@ -7833,7 +7782,6 @@
               <w:contextualSpacing/>
             </w:pPr>
             <w:r>
-              <w:lastRenderedPageBreak/>
               <w:t>Evidence store adapter</w:t>
             </w:r>
           </w:p>
@@ -10839,9 +10787,9 @@
       </w:tblPr>
       <w:tblGrid>
         <w:gridCol w:w="195"/>
-        <w:gridCol w:w="1073"/>
-        <w:gridCol w:w="4532"/>
-        <w:gridCol w:w="3992"/>
+        <w:gridCol w:w="1064"/>
+        <w:gridCol w:w="4608"/>
+        <w:gridCol w:w="3925"/>
       </w:tblGrid>
       <w:tr>
         <w:trPr>
@@ -10997,6 +10945,9 @@
               <w:contextualSpacing/>
             </w:pPr>
             <w:r>
+              <w:t xml:space="preserve">[RESOLVED] </w:t>
+            </w:r>
+            <w:r>
               <w:t>confidence_label case mismatch between causality_candidates.json and causality_candidates.v3_2.schema.json</w:t>
             </w:r>
           </w:p>
@@ -11066,6 +11017,9 @@
               <w:contextualSpacing/>
             </w:pPr>
             <w:r>
+              <w:t xml:space="preserve">[RESOLVED] </w:t>
+            </w:r>
+            <w:r>
               <w:t>kg_context dual schema — v1 vs v2 upstream_paths structure</w:t>
             </w:r>
           </w:p>
@@ -11103,56 +11057,65 @@
               <w:contextualSpacing/>
             </w:pPr>
             <w:r>
+              <w:t>3</w:t>
+            </w:r>
+          </w:p>
+        </w:tc>
+        <w:tc>
+          <w:tcPr>
+            <w:tcW w:w="0" w:type="auto"/>
+            <w:vAlign w:val="center"/>
+            <w:hideMark/>
+          </w:tcPr>
+          <w:p>
+            <w:pPr>
+              <w:snapToGrid w:val="0"/>
+              <w:contextualSpacing/>
+            </w:pPr>
+            <w:r>
+              <w:t>Causality Engine</w:t>
+            </w:r>
+          </w:p>
+        </w:tc>
+        <w:tc>
+          <w:tcPr>
+            <w:tcW w:w="0" w:type="auto"/>
+            <w:vAlign w:val="center"/>
+            <w:hideMark/>
+          </w:tcPr>
+          <w:p>
+            <w:pPr>
+              <w:snapToGrid w:val="0"/>
+              <w:contextualSpacing/>
+            </w:pPr>
+            <w:r>
+              <w:t>[RESOLVED]</w:t>
+            </w:r>
+            <w:r>
+              <w:t xml:space="preserve"> </w:t>
+            </w:r>
+            <w:r>
+              <w:t>Governance score is asset-level, not candidate-specific</w:t>
+            </w:r>
+          </w:p>
+        </w:tc>
+        <w:tc>
+          <w:tcPr>
+            <w:tcW w:w="0" w:type="auto"/>
+            <w:vAlign w:val="center"/>
+            <w:hideMark/>
+          </w:tcPr>
+          <w:p>
+            <w:pPr>
+              <w:snapToGrid w:val="0"/>
+              <w:contextualSpacing/>
+            </w:pPr>
+            <w:r>
+              <w:t xml:space="preserve">Failed PM items for expansion joint inspection boost tube fouling </w:t>
+            </w:r>
+            <w:r>
               <w:lastRenderedPageBreak/>
-              <w:t>3</w:t>
-            </w:r>
-          </w:p>
-        </w:tc>
-        <w:tc>
-          <w:tcPr>
-            <w:tcW w:w="0" w:type="auto"/>
-            <w:vAlign w:val="center"/>
-            <w:hideMark/>
-          </w:tcPr>
-          <w:p>
-            <w:pPr>
-              <w:snapToGrid w:val="0"/>
-              <w:contextualSpacing/>
-            </w:pPr>
-            <w:r>
-              <w:t>Causality Engine</w:t>
-            </w:r>
-          </w:p>
-        </w:tc>
-        <w:tc>
-          <w:tcPr>
-            <w:tcW w:w="0" w:type="auto"/>
-            <w:vAlign w:val="center"/>
-            <w:hideMark/>
-          </w:tcPr>
-          <w:p>
-            <w:pPr>
-              <w:snapToGrid w:val="0"/>
-              <w:contextualSpacing/>
-            </w:pPr>
-            <w:r>
-              <w:t>Governance score is asset-level, not candidate-specific</w:t>
-            </w:r>
-          </w:p>
-        </w:tc>
-        <w:tc>
-          <w:tcPr>
-            <w:tcW w:w="0" w:type="auto"/>
-            <w:vAlign w:val="center"/>
-            <w:hideMark/>
-          </w:tcPr>
-          <w:p>
-            <w:pPr>
-              <w:snapToGrid w:val="0"/>
-              <w:contextualSpacing/>
-            </w:pPr>
-            <w:r>
-              <w:t>Failed PM items for expansion joint inspection boost tube fouling candidates equally — reduces analytical value</w:t>
+              <w:t>candidates equally — reduces analytical value</w:t>
             </w:r>
           </w:p>
         </w:tc>
@@ -11173,6 +11136,7 @@
               <w:contextualSpacing/>
             </w:pPr>
             <w:r>
+              <w:lastRenderedPageBreak/>
               <w:t>4</w:t>
             </w:r>
           </w:p>
@@ -11204,6 +11168,12 @@
               <w:snapToGrid w:val="0"/>
               <w:contextualSpacing/>
             </w:pPr>
+            <w:r>
+              <w:t>[RESOLVED]</w:t>
+            </w:r>
+            <w:r>
+              <w:t xml:space="preserve"> </w:t>
+            </w:r>
             <w:r>
               <w:rPr>
                 <w:rStyle w:val="HTMLCode"/>
@@ -11281,6 +11251,9 @@
               <w:contextualSpacing/>
             </w:pPr>
             <w:r>
+              <w:t xml:space="preserve">[RESOLVED] </w:t>
+            </w:r>
+            <w:r>
               <w:t>TSKR index keeps only first pattern per target_id</w:t>
             </w:r>
           </w:p>
@@ -11312,632 +11285,6 @@
       </w:pPr>
       <w:r>
         <w:t>Priority 2 — High Value for Next Iteration</w:t>
-      </w:r>
-    </w:p>
-    <w:tbl>
-      <w:tblPr>
-        <w:tblW w:w="0" w:type="auto"/>
-        <w:tblCellSpacing w:w="15" w:type="dxa"/>
-        <w:tblCellMar>
-          <w:top w:w="15" w:type="dxa"/>
-          <w:left w:w="15" w:type="dxa"/>
-          <w:bottom w:w="15" w:type="dxa"/>
-          <w:right w:w="15" w:type="dxa"/>
-        </w:tblCellMar>
-        <w:tblLook w:val="04A0" w:firstRow="1" w:lastRow="0" w:firstColumn="1" w:lastColumn="0" w:noHBand="0" w:noVBand="1"/>
-      </w:tblPr>
-      <w:tblGrid>
-        <w:gridCol w:w="316"/>
-        <w:gridCol w:w="1284"/>
-        <w:gridCol w:w="3939"/>
-        <w:gridCol w:w="4253"/>
-      </w:tblGrid>
-      <w:tr>
-        <w:trPr>
-          <w:tblHeader/>
-          <w:tblCellSpacing w:w="15" w:type="dxa"/>
-        </w:trPr>
-        <w:tc>
-          <w:tcPr>
-            <w:tcW w:w="0" w:type="auto"/>
-            <w:vAlign w:val="center"/>
-            <w:hideMark/>
-          </w:tcPr>
-          <w:p>
-            <w:pPr>
-              <w:snapToGrid w:val="0"/>
-              <w:contextualSpacing/>
-              <w:jc w:val="center"/>
-              <w:rPr>
-                <w:b/>
-                <w:bCs/>
-              </w:rPr>
-            </w:pPr>
-            <w:r>
-              <w:rPr>
-                <w:b/>
-                <w:bCs/>
-              </w:rPr>
-              <w:t>#</w:t>
-            </w:r>
-          </w:p>
-        </w:tc>
-        <w:tc>
-          <w:tcPr>
-            <w:tcW w:w="0" w:type="auto"/>
-            <w:vAlign w:val="center"/>
-            <w:hideMark/>
-          </w:tcPr>
-          <w:p>
-            <w:pPr>
-              <w:snapToGrid w:val="0"/>
-              <w:contextualSpacing/>
-              <w:jc w:val="center"/>
-              <w:rPr>
-                <w:b/>
-                <w:bCs/>
-              </w:rPr>
-            </w:pPr>
-            <w:r>
-              <w:rPr>
-                <w:b/>
-                <w:bCs/>
-              </w:rPr>
-              <w:t>Area</w:t>
-            </w:r>
-          </w:p>
-        </w:tc>
-        <w:tc>
-          <w:tcPr>
-            <w:tcW w:w="0" w:type="auto"/>
-            <w:vAlign w:val="center"/>
-            <w:hideMark/>
-          </w:tcPr>
-          <w:p>
-            <w:pPr>
-              <w:snapToGrid w:val="0"/>
-              <w:contextualSpacing/>
-              <w:jc w:val="center"/>
-              <w:rPr>
-                <w:b/>
-                <w:bCs/>
-              </w:rPr>
-            </w:pPr>
-            <w:r>
-              <w:rPr>
-                <w:b/>
-                <w:bCs/>
-              </w:rPr>
-              <w:t>Issue</w:t>
-            </w:r>
-          </w:p>
-        </w:tc>
-        <w:tc>
-          <w:tcPr>
-            <w:tcW w:w="0" w:type="auto"/>
-            <w:vAlign w:val="center"/>
-            <w:hideMark/>
-          </w:tcPr>
-          <w:p>
-            <w:pPr>
-              <w:snapToGrid w:val="0"/>
-              <w:contextualSpacing/>
-              <w:jc w:val="center"/>
-              <w:rPr>
-                <w:b/>
-                <w:bCs/>
-              </w:rPr>
-            </w:pPr>
-            <w:r>
-              <w:rPr>
-                <w:b/>
-                <w:bCs/>
-              </w:rPr>
-              <w:t>Impact</w:t>
-            </w:r>
-          </w:p>
-        </w:tc>
-      </w:tr>
-      <w:tr>
-        <w:trPr>
-          <w:tblCellSpacing w:w="15" w:type="dxa"/>
-        </w:trPr>
-        <w:tc>
-          <w:tcPr>
-            <w:tcW w:w="0" w:type="auto"/>
-            <w:vAlign w:val="center"/>
-            <w:hideMark/>
-          </w:tcPr>
-          <w:p>
-            <w:pPr>
-              <w:snapToGrid w:val="0"/>
-              <w:contextualSpacing/>
-            </w:pPr>
-            <w:r>
-              <w:t>6</w:t>
-            </w:r>
-          </w:p>
-        </w:tc>
-        <w:tc>
-          <w:tcPr>
-            <w:tcW w:w="0" w:type="auto"/>
-            <w:vAlign w:val="center"/>
-            <w:hideMark/>
-          </w:tcPr>
-          <w:p>
-            <w:pPr>
-              <w:snapToGrid w:val="0"/>
-              <w:contextualSpacing/>
-            </w:pPr>
-            <w:r>
-              <w:t>Causality Engine</w:t>
-            </w:r>
-          </w:p>
-        </w:tc>
-        <w:tc>
-          <w:tcPr>
-            <w:tcW w:w="0" w:type="auto"/>
-            <w:vAlign w:val="center"/>
-            <w:hideMark/>
-          </w:tcPr>
-          <w:p>
-            <w:pPr>
-              <w:snapToGrid w:val="0"/>
-              <w:contextualSpacing/>
-            </w:pPr>
-            <w:r>
-              <w:t>Symptom-to-failure-mode matching not implemented</w:t>
-            </w:r>
-          </w:p>
-        </w:tc>
-        <w:tc>
-          <w:tcPr>
-            <w:tcW w:w="0" w:type="auto"/>
-            <w:vAlign w:val="center"/>
-            <w:hideMark/>
-          </w:tcPr>
-          <w:p>
-            <w:pPr>
-              <w:snapToGrid w:val="0"/>
-              <w:contextualSpacing/>
-            </w:pPr>
-            <w:r>
-              <w:t>event.symptom_signature fields and failure_mode.expected_symptoms fields not used in scoring</w:t>
-            </w:r>
-          </w:p>
-        </w:tc>
-      </w:tr>
-      <w:tr>
-        <w:trPr>
-          <w:tblCellSpacing w:w="15" w:type="dxa"/>
-        </w:trPr>
-        <w:tc>
-          <w:tcPr>
-            <w:tcW w:w="0" w:type="auto"/>
-            <w:vAlign w:val="center"/>
-            <w:hideMark/>
-          </w:tcPr>
-          <w:p>
-            <w:pPr>
-              <w:snapToGrid w:val="0"/>
-              <w:contextualSpacing/>
-            </w:pPr>
-            <w:r>
-              <w:t>7</w:t>
-            </w:r>
-          </w:p>
-        </w:tc>
-        <w:tc>
-          <w:tcPr>
-            <w:tcW w:w="0" w:type="auto"/>
-            <w:vAlign w:val="center"/>
-            <w:hideMark/>
-          </w:tcPr>
-          <w:p>
-            <w:pPr>
-              <w:snapToGrid w:val="0"/>
-              <w:contextualSpacing/>
-            </w:pPr>
-            <w:r>
-              <w:t>Evidence Retrieval</w:t>
-            </w:r>
-          </w:p>
-        </w:tc>
-        <w:tc>
-          <w:tcPr>
-            <w:tcW w:w="0" w:type="auto"/>
-            <w:vAlign w:val="center"/>
-            <w:hideMark/>
-          </w:tcPr>
-          <w:p>
-            <w:pPr>
-              <w:snapToGrid w:val="0"/>
-              <w:contextualSpacing/>
-            </w:pPr>
-            <w:r>
-              <w:t>component_ids filter is a no-op in Chroma</w:t>
-            </w:r>
-          </w:p>
-        </w:tc>
-        <w:tc>
-          <w:tcPr>
-            <w:tcW w:w="0" w:type="auto"/>
-            <w:vAlign w:val="center"/>
-            <w:hideMark/>
-          </w:tcPr>
-          <w:p>
-            <w:pPr>
-              <w:snapToGrid w:val="0"/>
-              <w:contextualSpacing/>
-            </w:pPr>
-            <w:r>
-              <w:t>All asset documents searched regardless of component scoping; reduces retrieval precision</w:t>
-            </w:r>
-          </w:p>
-        </w:tc>
-      </w:tr>
-      <w:tr>
-        <w:trPr>
-          <w:tblCellSpacing w:w="15" w:type="dxa"/>
-        </w:trPr>
-        <w:tc>
-          <w:tcPr>
-            <w:tcW w:w="0" w:type="auto"/>
-            <w:vAlign w:val="center"/>
-            <w:hideMark/>
-          </w:tcPr>
-          <w:p>
-            <w:pPr>
-              <w:snapToGrid w:val="0"/>
-              <w:contextualSpacing/>
-            </w:pPr>
-            <w:r>
-              <w:t>8</w:t>
-            </w:r>
-          </w:p>
-        </w:tc>
-        <w:tc>
-          <w:tcPr>
-            <w:tcW w:w="0" w:type="auto"/>
-            <w:vAlign w:val="center"/>
-            <w:hideMark/>
-          </w:tcPr>
-          <w:p>
-            <w:pPr>
-              <w:snapToGrid w:val="0"/>
-              <w:contextualSpacing/>
-            </w:pPr>
-            <w:r>
-              <w:t>Evidence Retrieval</w:t>
-            </w:r>
-          </w:p>
-        </w:tc>
-        <w:tc>
-          <w:tcPr>
-            <w:tcW w:w="0" w:type="auto"/>
-            <w:vAlign w:val="center"/>
-            <w:hideMark/>
-          </w:tcPr>
-          <w:p>
-            <w:pPr>
-              <w:snapToGrid w:val="0"/>
-              <w:contextualSpacing/>
-            </w:pPr>
-            <w:r>
-              <w:t>BM25 unavailable on disk-loaded collections with no warning</w:t>
-            </w:r>
-          </w:p>
-        </w:tc>
-        <w:tc>
-          <w:tcPr>
-            <w:tcW w:w="0" w:type="auto"/>
-            <w:vAlign w:val="center"/>
-            <w:hideMark/>
-          </w:tcPr>
-          <w:p>
-            <w:pPr>
-              <w:snapToGrid w:val="0"/>
-              <w:contextualSpacing/>
-            </w:pPr>
-            <w:r>
-              <w:t>hybrid_weight setting silently becomes meaningless</w:t>
-            </w:r>
-          </w:p>
-        </w:tc>
-      </w:tr>
-      <w:tr>
-        <w:trPr>
-          <w:tblCellSpacing w:w="15" w:type="dxa"/>
-        </w:trPr>
-        <w:tc>
-          <w:tcPr>
-            <w:tcW w:w="0" w:type="auto"/>
-            <w:vAlign w:val="center"/>
-            <w:hideMark/>
-          </w:tcPr>
-          <w:p>
-            <w:pPr>
-              <w:snapToGrid w:val="0"/>
-              <w:contextualSpacing/>
-            </w:pPr>
-            <w:r>
-              <w:t>9</w:t>
-            </w:r>
-          </w:p>
-        </w:tc>
-        <w:tc>
-          <w:tcPr>
-            <w:tcW w:w="0" w:type="auto"/>
-            <w:vAlign w:val="center"/>
-            <w:hideMark/>
-          </w:tcPr>
-          <w:p>
-            <w:pPr>
-              <w:snapToGrid w:val="0"/>
-              <w:contextualSpacing/>
-            </w:pPr>
-            <w:r>
-              <w:t>Evidence Retrieval</w:t>
-            </w:r>
-          </w:p>
-        </w:tc>
-        <w:tc>
-          <w:tcPr>
-            <w:tcW w:w="0" w:type="auto"/>
-            <w:vAlign w:val="center"/>
-            <w:hideMark/>
-          </w:tcPr>
-          <w:p>
-            <w:pPr>
-              <w:snapToGrid w:val="0"/>
-              <w:contextualSpacing/>
-            </w:pPr>
-            <w:r>
-              <w:t>Document type semantics not differentiated in role classification</w:t>
-            </w:r>
-          </w:p>
-        </w:tc>
-        <w:tc>
-          <w:tcPr>
-            <w:tcW w:w="0" w:type="auto"/>
-            <w:vAlign w:val="center"/>
-            <w:hideMark/>
-          </w:tcPr>
-          <w:p>
-            <w:pPr>
-              <w:snapToGrid w:val="0"/>
-              <w:contextualSpacing/>
-            </w:pPr>
-            <w:r>
-              <w:t>SOP conditional statements score identically to confirmed WO findings</w:t>
-            </w:r>
-          </w:p>
-        </w:tc>
-      </w:tr>
-      <w:tr>
-        <w:trPr>
-          <w:tblCellSpacing w:w="15" w:type="dxa"/>
-        </w:trPr>
-        <w:tc>
-          <w:tcPr>
-            <w:tcW w:w="0" w:type="auto"/>
-            <w:vAlign w:val="center"/>
-            <w:hideMark/>
-          </w:tcPr>
-          <w:p>
-            <w:pPr>
-              <w:snapToGrid w:val="0"/>
-              <w:contextualSpacing/>
-            </w:pPr>
-            <w:r>
-              <w:t>10</w:t>
-            </w:r>
-          </w:p>
-        </w:tc>
-        <w:tc>
-          <w:tcPr>
-            <w:tcW w:w="0" w:type="auto"/>
-            <w:vAlign w:val="center"/>
-            <w:hideMark/>
-          </w:tcPr>
-          <w:p>
-            <w:pPr>
-              <w:snapToGrid w:val="0"/>
-              <w:contextualSpacing/>
-            </w:pPr>
-            <w:r>
-              <w:t>Schema</w:t>
-            </w:r>
-          </w:p>
-        </w:tc>
-        <w:tc>
-          <w:tcPr>
-            <w:tcW w:w="0" w:type="auto"/>
-            <w:vAlign w:val="center"/>
-            <w:hideMark/>
-          </w:tcPr>
-          <w:p>
-            <w:pPr>
-              <w:snapToGrid w:val="0"/>
-              <w:contextualSpacing/>
-            </w:pPr>
-            <w:r>
-              <w:t>scoring_config.weights has no sum-to-1.0 constraint</w:t>
-            </w:r>
-          </w:p>
-        </w:tc>
-        <w:tc>
-          <w:tcPr>
-            <w:tcW w:w="0" w:type="auto"/>
-            <w:vAlign w:val="center"/>
-            <w:hideMark/>
-          </w:tcPr>
-          <w:p>
-            <w:pPr>
-              <w:snapToGrid w:val="0"/>
-              <w:contextualSpacing/>
-            </w:pPr>
-            <w:r>
-              <w:t>Weight changes silently produce unnormalized composite scores</w:t>
-            </w:r>
-          </w:p>
-        </w:tc>
-      </w:tr>
-      <w:tr>
-        <w:trPr>
-          <w:tblCellSpacing w:w="15" w:type="dxa"/>
-        </w:trPr>
-        <w:tc>
-          <w:tcPr>
-            <w:tcW w:w="0" w:type="auto"/>
-            <w:vAlign w:val="center"/>
-            <w:hideMark/>
-          </w:tcPr>
-          <w:p>
-            <w:pPr>
-              <w:snapToGrid w:val="0"/>
-              <w:contextualSpacing/>
-            </w:pPr>
-            <w:r>
-              <w:t>11</w:t>
-            </w:r>
-          </w:p>
-        </w:tc>
-        <w:tc>
-          <w:tcPr>
-            <w:tcW w:w="0" w:type="auto"/>
-            <w:vAlign w:val="center"/>
-            <w:hideMark/>
-          </w:tcPr>
-          <w:p>
-            <w:pPr>
-              <w:snapToGrid w:val="0"/>
-              <w:contextualSpacing/>
-            </w:pPr>
-            <w:r>
-              <w:t>LLM Path</w:t>
-            </w:r>
-          </w:p>
-        </w:tc>
-        <w:tc>
-          <w:tcPr>
-            <w:tcW w:w="0" w:type="auto"/>
-            <w:vAlign w:val="center"/>
-            <w:hideMark/>
-          </w:tcPr>
-          <w:p>
-            <w:pPr>
-              <w:snapToGrid w:val="0"/>
-              <w:contextualSpacing/>
-            </w:pPr>
-            <w:r>
-              <w:t>Hallucinated candidate ID triggers warning not hard error</w:t>
-            </w:r>
-          </w:p>
-        </w:tc>
-        <w:tc>
-          <w:tcPr>
-            <w:tcW w:w="0" w:type="auto"/>
-            <w:vAlign w:val="center"/>
-            <w:hideMark/>
-          </w:tcPr>
-          <w:p>
-            <w:pPr>
-              <w:snapToGrid w:val="0"/>
-              <w:contextualSpacing/>
-            </w:pPr>
-            <w:r>
-              <w:t>Hallucinated primary hypothesis could pass schema validation</w:t>
-            </w:r>
-          </w:p>
-        </w:tc>
-      </w:tr>
-      <w:tr>
-        <w:trPr>
-          <w:tblCellSpacing w:w="15" w:type="dxa"/>
-        </w:trPr>
-        <w:tc>
-          <w:tcPr>
-            <w:tcW w:w="0" w:type="auto"/>
-            <w:vAlign w:val="center"/>
-            <w:hideMark/>
-          </w:tcPr>
-          <w:p>
-            <w:pPr>
-              <w:snapToGrid w:val="0"/>
-              <w:contextualSpacing/>
-            </w:pPr>
-            <w:r>
-              <w:t>12</w:t>
-            </w:r>
-          </w:p>
-        </w:tc>
-        <w:tc>
-          <w:tcPr>
-            <w:tcW w:w="0" w:type="auto"/>
-            <w:vAlign w:val="center"/>
-            <w:hideMark/>
-          </w:tcPr>
-          <w:p>
-            <w:pPr>
-              <w:snapToGrid w:val="0"/>
-              <w:contextualSpacing/>
-            </w:pPr>
-            <w:r>
-              <w:t>Synthesizer</w:t>
-            </w:r>
-          </w:p>
-        </w:tc>
-        <w:tc>
-          <w:tcPr>
-            <w:tcW w:w="0" w:type="auto"/>
-            <w:vAlign w:val="center"/>
-            <w:hideMark/>
-          </w:tcPr>
-          <w:p>
-            <w:pPr>
-              <w:snapToGrid w:val="0"/>
-              <w:contextualSpacing/>
-            </w:pPr>
-            <w:r>
-              <w:rPr>
-                <w:rStyle w:val="HTMLCode"/>
-                <w:rFonts w:eastAsiaTheme="majorEastAsia"/>
-              </w:rPr>
-              <w:t>_passes_minimum_evidence_gate</w:t>
-            </w:r>
-            <w:r>
-              <w:t xml:space="preserve"> uses bare string equality</w:t>
-            </w:r>
-          </w:p>
-        </w:tc>
-        <w:tc>
-          <w:tcPr>
-            <w:tcW w:w="0" w:type="auto"/>
-            <w:vAlign w:val="center"/>
-            <w:hideMark/>
-          </w:tcPr>
-          <w:p>
-            <w:pPr>
-              <w:snapToGrid w:val="0"/>
-              <w:contextualSpacing/>
-            </w:pPr>
-            <w:r>
-              <w:t>Whitespace or type coercion artifacts cause gate to silently fail</w:t>
-            </w:r>
-          </w:p>
-        </w:tc>
-      </w:tr>
-    </w:tbl>
-    <w:p>
-      <w:pPr>
-        <w:pStyle w:val="Heading3"/>
-        <w:snapToGrid w:val="0"/>
-        <w:spacing w:before="0" w:after="120"/>
-        <w:contextualSpacing/>
-      </w:pPr>
-      <w:r>
-        <w:t>Priority 3 — Architecture and Maintainability</w:t>
       </w:r>
     </w:p>
     <w:tbl>
@@ -11954,9 +11301,9 @@
       </w:tblPr>
       <w:tblGrid>
         <w:gridCol w:w="315"/>
-        <w:gridCol w:w="1449"/>
-        <w:gridCol w:w="4200"/>
-        <w:gridCol w:w="3828"/>
+        <w:gridCol w:w="1204"/>
+        <w:gridCol w:w="3680"/>
+        <w:gridCol w:w="4593"/>
       </w:tblGrid>
       <w:tr>
         <w:trPr>
@@ -12080,55 +11427,61 @@
               <w:contextualSpacing/>
             </w:pPr>
             <w:r>
-              <w:t>13</w:t>
-            </w:r>
-          </w:p>
-        </w:tc>
-        <w:tc>
-          <w:tcPr>
-            <w:tcW w:w="0" w:type="auto"/>
-            <w:vAlign w:val="center"/>
-            <w:hideMark/>
-          </w:tcPr>
-          <w:p>
-            <w:pPr>
-              <w:snapToGrid w:val="0"/>
-              <w:contextualSpacing/>
-            </w:pPr>
-            <w:r>
-              <w:t>Orchestrator</w:t>
-            </w:r>
-          </w:p>
-        </w:tc>
-        <w:tc>
-          <w:tcPr>
-            <w:tcW w:w="0" w:type="auto"/>
-            <w:vAlign w:val="center"/>
-            <w:hideMark/>
-          </w:tcPr>
-          <w:p>
-            <w:pPr>
-              <w:snapToGrid w:val="0"/>
-              <w:contextualSpacing/>
-            </w:pPr>
-            <w:r>
-              <w:t>rca_reasoning_orchestrator.py is monolithic</w:t>
-            </w:r>
-          </w:p>
-        </w:tc>
-        <w:tc>
-          <w:tcPr>
-            <w:tcW w:w="0" w:type="auto"/>
-            <w:vAlign w:val="center"/>
-            <w:hideMark/>
-          </w:tcPr>
-          <w:p>
-            <w:pPr>
-              <w:snapToGrid w:val="0"/>
-              <w:contextualSpacing/>
-            </w:pPr>
-            <w:r>
-              <w:t>Contains orchestrator, all concrete implementations, and factory function — harder to test and maintain</w:t>
+              <w:t>6</w:t>
+            </w:r>
+          </w:p>
+        </w:tc>
+        <w:tc>
+          <w:tcPr>
+            <w:tcW w:w="0" w:type="auto"/>
+            <w:vAlign w:val="center"/>
+            <w:hideMark/>
+          </w:tcPr>
+          <w:p>
+            <w:pPr>
+              <w:snapToGrid w:val="0"/>
+              <w:contextualSpacing/>
+            </w:pPr>
+            <w:r>
+              <w:t>Causality Engine</w:t>
+            </w:r>
+          </w:p>
+        </w:tc>
+        <w:tc>
+          <w:tcPr>
+            <w:tcW w:w="0" w:type="auto"/>
+            <w:vAlign w:val="center"/>
+            <w:hideMark/>
+          </w:tcPr>
+          <w:p>
+            <w:pPr>
+              <w:snapToGrid w:val="0"/>
+              <w:contextualSpacing/>
+            </w:pPr>
+            <w:r>
+              <w:t>[RESOLVED]</w:t>
+            </w:r>
+            <w:r>
+              <w:t xml:space="preserve"> </w:t>
+            </w:r>
+            <w:r>
+              <w:t>Symptom-to-failure-mode matching not implemented</w:t>
+            </w:r>
+          </w:p>
+        </w:tc>
+        <w:tc>
+          <w:tcPr>
+            <w:tcW w:w="0" w:type="auto"/>
+            <w:vAlign w:val="center"/>
+            <w:hideMark/>
+          </w:tcPr>
+          <w:p>
+            <w:pPr>
+              <w:snapToGrid w:val="0"/>
+              <w:contextualSpacing/>
+            </w:pPr>
+            <w:r>
+              <w:t>event.symptom_signature fields and failure_mode.expected_symptoms fields not used in scoring</w:t>
             </w:r>
           </w:p>
         </w:tc>
@@ -12149,55 +11502,61 @@
               <w:contextualSpacing/>
             </w:pPr>
             <w:r>
-              <w:t>14</w:t>
-            </w:r>
-          </w:p>
-        </w:tc>
-        <w:tc>
-          <w:tcPr>
-            <w:tcW w:w="0" w:type="auto"/>
-            <w:vAlign w:val="center"/>
-            <w:hideMark/>
-          </w:tcPr>
-          <w:p>
-            <w:pPr>
-              <w:snapToGrid w:val="0"/>
-              <w:contextualSpacing/>
-            </w:pPr>
-            <w:r>
-              <w:t>Analyst Override</w:t>
-            </w:r>
-          </w:p>
-        </w:tc>
-        <w:tc>
-          <w:tcPr>
-            <w:tcW w:w="0" w:type="auto"/>
-            <w:vAlign w:val="center"/>
-            <w:hideMark/>
-          </w:tcPr>
-          <w:p>
-            <w:pPr>
-              <w:snapToGrid w:val="0"/>
-              <w:contextualSpacing/>
-            </w:pPr>
-            <w:r>
-              <w:t>No structured artifact for analyst override records</w:t>
-            </w:r>
-          </w:p>
-        </w:tc>
-        <w:tc>
-          <w:tcPr>
-            <w:tcW w:w="0" w:type="auto"/>
-            <w:vAlign w:val="center"/>
-            <w:hideMark/>
-          </w:tcPr>
-          <w:p>
-            <w:pPr>
-              <w:snapToGrid w:val="0"/>
-              <w:contextualSpacing/>
-            </w:pPr>
-            <w:r>
-              <w:t>Cannot mine override history for recurrence signal; regulatory auditability gap</w:t>
+              <w:t>7</w:t>
+            </w:r>
+          </w:p>
+        </w:tc>
+        <w:tc>
+          <w:tcPr>
+            <w:tcW w:w="0" w:type="auto"/>
+            <w:vAlign w:val="center"/>
+            <w:hideMark/>
+          </w:tcPr>
+          <w:p>
+            <w:pPr>
+              <w:snapToGrid w:val="0"/>
+              <w:contextualSpacing/>
+            </w:pPr>
+            <w:r>
+              <w:t>Evidence Retrieval</w:t>
+            </w:r>
+          </w:p>
+        </w:tc>
+        <w:tc>
+          <w:tcPr>
+            <w:tcW w:w="0" w:type="auto"/>
+            <w:vAlign w:val="center"/>
+            <w:hideMark/>
+          </w:tcPr>
+          <w:p>
+            <w:pPr>
+              <w:snapToGrid w:val="0"/>
+              <w:contextualSpacing/>
+            </w:pPr>
+            <w:r>
+              <w:t>[RESOLVED]</w:t>
+            </w:r>
+            <w:r>
+              <w:t xml:space="preserve"> </w:t>
+            </w:r>
+            <w:r>
+              <w:t>component_ids filter is a no-op in Chroma</w:t>
+            </w:r>
+          </w:p>
+        </w:tc>
+        <w:tc>
+          <w:tcPr>
+            <w:tcW w:w="0" w:type="auto"/>
+            <w:vAlign w:val="center"/>
+            <w:hideMark/>
+          </w:tcPr>
+          <w:p>
+            <w:pPr>
+              <w:snapToGrid w:val="0"/>
+              <w:contextualSpacing/>
+            </w:pPr>
+            <w:r>
+              <w:t>All asset documents searched regardless of component scoping; reduces retrieval precision</w:t>
             </w:r>
           </w:p>
         </w:tc>
@@ -12218,55 +11577,61 @@
               <w:contextualSpacing/>
             </w:pPr>
             <w:r>
-              <w:t>15</w:t>
-            </w:r>
-          </w:p>
-        </w:tc>
-        <w:tc>
-          <w:tcPr>
-            <w:tcW w:w="0" w:type="auto"/>
-            <w:vAlign w:val="center"/>
-            <w:hideMark/>
-          </w:tcPr>
-          <w:p>
-            <w:pPr>
-              <w:snapToGrid w:val="0"/>
-              <w:contextualSpacing/>
-            </w:pPr>
-            <w:r>
-              <w:t>CAP Integration</w:t>
-            </w:r>
-          </w:p>
-        </w:tc>
-        <w:tc>
-          <w:tcPr>
-            <w:tcW w:w="0" w:type="auto"/>
-            <w:vAlign w:val="center"/>
-            <w:hideMark/>
-          </w:tcPr>
-          <w:p>
-            <w:pPr>
-              <w:snapToGrid w:val="0"/>
-              <w:contextualSpacing/>
-            </w:pPr>
-            <w:r>
-              <w:t>No connection from recommended_actions to Maximo/SAP PM</w:t>
-            </w:r>
-          </w:p>
-        </w:tc>
-        <w:tc>
-          <w:tcPr>
-            <w:tcW w:w="0" w:type="auto"/>
-            <w:vAlign w:val="center"/>
-            <w:hideMark/>
-          </w:tcPr>
-          <w:p>
-            <w:pPr>
-              <w:snapToGrid w:val="0"/>
-              <w:contextualSpacing/>
-            </w:pPr>
-            <w:r>
-              <w:t>Engineers must manually re-enter findings; adoption risk</w:t>
+              <w:t>8</w:t>
+            </w:r>
+          </w:p>
+        </w:tc>
+        <w:tc>
+          <w:tcPr>
+            <w:tcW w:w="0" w:type="auto"/>
+            <w:vAlign w:val="center"/>
+            <w:hideMark/>
+          </w:tcPr>
+          <w:p>
+            <w:pPr>
+              <w:snapToGrid w:val="0"/>
+              <w:contextualSpacing/>
+            </w:pPr>
+            <w:r>
+              <w:t>Evidence Retrieval</w:t>
+            </w:r>
+          </w:p>
+        </w:tc>
+        <w:tc>
+          <w:tcPr>
+            <w:tcW w:w="0" w:type="auto"/>
+            <w:vAlign w:val="center"/>
+            <w:hideMark/>
+          </w:tcPr>
+          <w:p>
+            <w:pPr>
+              <w:snapToGrid w:val="0"/>
+              <w:contextualSpacing/>
+            </w:pPr>
+            <w:r>
+              <w:t>[RESOLVED]</w:t>
+            </w:r>
+            <w:r>
+              <w:t xml:space="preserve"> </w:t>
+            </w:r>
+            <w:r>
+              <w:t>BM25 unavailable on disk-loaded collections with no warning</w:t>
+            </w:r>
+          </w:p>
+        </w:tc>
+        <w:tc>
+          <w:tcPr>
+            <w:tcW w:w="0" w:type="auto"/>
+            <w:vAlign w:val="center"/>
+            <w:hideMark/>
+          </w:tcPr>
+          <w:p>
+            <w:pPr>
+              <w:snapToGrid w:val="0"/>
+              <w:contextualSpacing/>
+            </w:pPr>
+            <w:r>
+              <w:t>hybrid_weight setting silently becomes meaningless</w:t>
             </w:r>
           </w:p>
         </w:tc>
@@ -12287,55 +11652,61 @@
               <w:contextualSpacing/>
             </w:pPr>
             <w:r>
-              <w:t>16</w:t>
-            </w:r>
-          </w:p>
-        </w:tc>
-        <w:tc>
-          <w:tcPr>
-            <w:tcW w:w="0" w:type="auto"/>
-            <w:vAlign w:val="center"/>
-            <w:hideMark/>
-          </w:tcPr>
-          <w:p>
-            <w:pPr>
-              <w:snapToGrid w:val="0"/>
-              <w:contextualSpacing/>
-            </w:pPr>
-            <w:r>
-              <w:t>TSKR</w:t>
-            </w:r>
-          </w:p>
-        </w:tc>
-        <w:tc>
-          <w:tcPr>
-            <w:tcW w:w="0" w:type="auto"/>
-            <w:vAlign w:val="center"/>
-            <w:hideMark/>
-          </w:tcPr>
-          <w:p>
-            <w:pPr>
-              <w:snapToGrid w:val="0"/>
-              <w:contextualSpacing/>
-            </w:pPr>
-            <w:r>
-              <w:t>Anomaly timestamps not weighted by severity</w:t>
-            </w:r>
-          </w:p>
-        </w:tc>
-        <w:tc>
-          <w:tcPr>
-            <w:tcW w:w="0" w:type="auto"/>
-            <w:vAlign w:val="center"/>
-            <w:hideMark/>
-          </w:tcPr>
-          <w:p>
-            <w:pPr>
-              <w:snapToGrid w:val="0"/>
-              <w:contextualSpacing/>
-            </w:pPr>
-            <w:r>
-              <w:t>Low-severity noise anomalies contribute equally to lag estimation</w:t>
+              <w:t>9</w:t>
+            </w:r>
+          </w:p>
+        </w:tc>
+        <w:tc>
+          <w:tcPr>
+            <w:tcW w:w="0" w:type="auto"/>
+            <w:vAlign w:val="center"/>
+            <w:hideMark/>
+          </w:tcPr>
+          <w:p>
+            <w:pPr>
+              <w:snapToGrid w:val="0"/>
+              <w:contextualSpacing/>
+            </w:pPr>
+            <w:r>
+              <w:t>Evidence Retrieval</w:t>
+            </w:r>
+          </w:p>
+        </w:tc>
+        <w:tc>
+          <w:tcPr>
+            <w:tcW w:w="0" w:type="auto"/>
+            <w:vAlign w:val="center"/>
+            <w:hideMark/>
+          </w:tcPr>
+          <w:p>
+            <w:pPr>
+              <w:snapToGrid w:val="0"/>
+              <w:contextualSpacing/>
+            </w:pPr>
+            <w:r>
+              <w:t>[RESOLVED]</w:t>
+            </w:r>
+            <w:r>
+              <w:t xml:space="preserve"> </w:t>
+            </w:r>
+            <w:r>
+              <w:t>Document type semantics not differentiated in role classification</w:t>
+            </w:r>
+          </w:p>
+        </w:tc>
+        <w:tc>
+          <w:tcPr>
+            <w:tcW w:w="0" w:type="auto"/>
+            <w:vAlign w:val="center"/>
+            <w:hideMark/>
+          </w:tcPr>
+          <w:p>
+            <w:pPr>
+              <w:snapToGrid w:val="0"/>
+              <w:contextualSpacing/>
+            </w:pPr>
+            <w:r>
+              <w:t>SOP conditional statements score identically to confirmed WO findings. PARTIALLY RESOLVED: WO as_found/as_left adjustments now applied (evidence_retriever.py:485–513); ECA/RCA epistemic weight now differentiated. Keyword-based role assignment (supporting/contradicting/contextual) still uniform across doc types.</w:t>
             </w:r>
           </w:p>
         </w:tc>
@@ -12356,55 +11727,61 @@
               <w:contextualSpacing/>
             </w:pPr>
             <w:r>
-              <w:t>17</w:t>
-            </w:r>
-          </w:p>
-        </w:tc>
-        <w:tc>
-          <w:tcPr>
-            <w:tcW w:w="0" w:type="auto"/>
-            <w:vAlign w:val="center"/>
-            <w:hideMark/>
-          </w:tcPr>
-          <w:p>
-            <w:pPr>
-              <w:snapToGrid w:val="0"/>
-              <w:contextualSpacing/>
-            </w:pPr>
-            <w:r>
-              <w:t>KG Schema Builder</w:t>
-            </w:r>
-          </w:p>
-        </w:tc>
-        <w:tc>
-          <w:tcPr>
-            <w:tcW w:w="0" w:type="auto"/>
-            <w:vAlign w:val="center"/>
-            <w:hideMark/>
-          </w:tcPr>
-          <w:p>
-            <w:pPr>
-              <w:snapToGrid w:val="0"/>
-              <w:contextualSpacing/>
-            </w:pPr>
-            <w:r>
-              <w:t>_prefix() can produce IDs with spaces</w:t>
-            </w:r>
-          </w:p>
-        </w:tc>
-        <w:tc>
-          <w:tcPr>
-            <w:tcW w:w="0" w:type="auto"/>
-            <w:vAlign w:val="center"/>
-            <w:hideMark/>
-          </w:tcPr>
-          <w:p>
-            <w:pPr>
-              <w:snapToGrid w:val="0"/>
-              <w:contextualSpacing/>
-            </w:pPr>
-            <w:r>
-              <w:t>Neo4j IDs with spaces cause Cypher issues in unquoted contexts</w:t>
+              <w:t>10</w:t>
+            </w:r>
+          </w:p>
+        </w:tc>
+        <w:tc>
+          <w:tcPr>
+            <w:tcW w:w="0" w:type="auto"/>
+            <w:vAlign w:val="center"/>
+            <w:hideMark/>
+          </w:tcPr>
+          <w:p>
+            <w:pPr>
+              <w:snapToGrid w:val="0"/>
+              <w:contextualSpacing/>
+            </w:pPr>
+            <w:r>
+              <w:t>Schema</w:t>
+            </w:r>
+          </w:p>
+        </w:tc>
+        <w:tc>
+          <w:tcPr>
+            <w:tcW w:w="0" w:type="auto"/>
+            <w:vAlign w:val="center"/>
+            <w:hideMark/>
+          </w:tcPr>
+          <w:p>
+            <w:pPr>
+              <w:snapToGrid w:val="0"/>
+              <w:contextualSpacing/>
+            </w:pPr>
+            <w:r>
+              <w:t>[RESOLVED]</w:t>
+            </w:r>
+            <w:r>
+              <w:t xml:space="preserve"> </w:t>
+            </w:r>
+            <w:r>
+              <w:t>scoring_config.weights has no sum-to-1.0 constraint</w:t>
+            </w:r>
+          </w:p>
+        </w:tc>
+        <w:tc>
+          <w:tcPr>
+            <w:tcW w:w="0" w:type="auto"/>
+            <w:vAlign w:val="center"/>
+            <w:hideMark/>
+          </w:tcPr>
+          <w:p>
+            <w:pPr>
+              <w:snapToGrid w:val="0"/>
+              <w:contextualSpacing/>
+            </w:pPr>
+            <w:r>
+              <w:t>Weight changes silently produce unnormalized composite scores</w:t>
             </w:r>
           </w:p>
         </w:tc>
@@ -12425,7 +11802,675 @@
               <w:contextualSpacing/>
             </w:pPr>
             <w:r>
+              <w:t>11</w:t>
+            </w:r>
+          </w:p>
+        </w:tc>
+        <w:tc>
+          <w:tcPr>
+            <w:tcW w:w="0" w:type="auto"/>
+            <w:vAlign w:val="center"/>
+            <w:hideMark/>
+          </w:tcPr>
+          <w:p>
+            <w:pPr>
+              <w:snapToGrid w:val="0"/>
+              <w:contextualSpacing/>
+            </w:pPr>
+            <w:r>
+              <w:t>LLM Path</w:t>
+            </w:r>
+          </w:p>
+        </w:tc>
+        <w:tc>
+          <w:tcPr>
+            <w:tcW w:w="0" w:type="auto"/>
+            <w:vAlign w:val="center"/>
+            <w:hideMark/>
+          </w:tcPr>
+          <w:p>
+            <w:pPr>
+              <w:snapToGrid w:val="0"/>
+              <w:contextualSpacing/>
+            </w:pPr>
+            <w:r>
+              <w:t>[RESOLVED]</w:t>
+            </w:r>
+            <w:r>
+              <w:t xml:space="preserve"> </w:t>
+            </w:r>
+            <w:r>
+              <w:t>Hallucinated candidate ID triggers warning not hard error</w:t>
+            </w:r>
+          </w:p>
+        </w:tc>
+        <w:tc>
+          <w:tcPr>
+            <w:tcW w:w="0" w:type="auto"/>
+            <w:vAlign w:val="center"/>
+            <w:hideMark/>
+          </w:tcPr>
+          <w:p>
+            <w:pPr>
+              <w:snapToGrid w:val="0"/>
+              <w:contextualSpacing/>
+            </w:pPr>
+            <w:r>
+              <w:t>Hallucinated primary hypothesis could pass schema validation</w:t>
+            </w:r>
+          </w:p>
+        </w:tc>
+      </w:tr>
+      <w:tr>
+        <w:trPr>
+          <w:tblCellSpacing w:w="15" w:type="dxa"/>
+        </w:trPr>
+        <w:tc>
+          <w:tcPr>
+            <w:tcW w:w="0" w:type="auto"/>
+            <w:vAlign w:val="center"/>
+            <w:hideMark/>
+          </w:tcPr>
+          <w:p>
+            <w:pPr>
+              <w:snapToGrid w:val="0"/>
+              <w:contextualSpacing/>
+            </w:pPr>
+            <w:r>
+              <w:t>12</w:t>
+            </w:r>
+          </w:p>
+        </w:tc>
+        <w:tc>
+          <w:tcPr>
+            <w:tcW w:w="0" w:type="auto"/>
+            <w:vAlign w:val="center"/>
+            <w:hideMark/>
+          </w:tcPr>
+          <w:p>
+            <w:pPr>
+              <w:snapToGrid w:val="0"/>
+              <w:contextualSpacing/>
+            </w:pPr>
+            <w:r>
+              <w:t>Synthesizer</w:t>
+            </w:r>
+          </w:p>
+        </w:tc>
+        <w:tc>
+          <w:tcPr>
+            <w:tcW w:w="0" w:type="auto"/>
+            <w:vAlign w:val="center"/>
+            <w:hideMark/>
+          </w:tcPr>
+          <w:p>
+            <w:pPr>
+              <w:snapToGrid w:val="0"/>
+              <w:contextualSpacing/>
+            </w:pPr>
+            <w:r>
+              <w:t>[RESOLVED]</w:t>
+            </w:r>
+            <w:r>
+              <w:t xml:space="preserve"> </w:t>
+            </w:r>
+            <w:r>
+              <w:rPr>
+                <w:rStyle w:val="HTMLCode"/>
+                <w:rFonts w:eastAsiaTheme="majorEastAsia"/>
+              </w:rPr>
+              <w:t>_passes_minimum_evidence_gate</w:t>
+            </w:r>
+            <w:r>
+              <w:t xml:space="preserve"> uses bare string equality</w:t>
+            </w:r>
+          </w:p>
+        </w:tc>
+        <w:tc>
+          <w:tcPr>
+            <w:tcW w:w="0" w:type="auto"/>
+            <w:vAlign w:val="center"/>
+            <w:hideMark/>
+          </w:tcPr>
+          <w:p>
+            <w:pPr>
+              <w:snapToGrid w:val="0"/>
+              <w:contextualSpacing/>
+            </w:pPr>
+            <w:r>
+              <w:t>Whitespace or type coercion artifacts cause gate to silently fail</w:t>
+            </w:r>
+          </w:p>
+        </w:tc>
+      </w:tr>
+    </w:tbl>
+    <w:p>
+      <w:pPr>
+        <w:pStyle w:val="Heading3"/>
+        <w:snapToGrid w:val="0"/>
+        <w:spacing w:before="0" w:after="120"/>
+        <w:contextualSpacing/>
+      </w:pPr>
+      <w:r>
+        <w:t>Priority 3 — Architecture and Maintainability</w:t>
+      </w:r>
+    </w:p>
+    <w:tbl>
+      <w:tblPr>
+        <w:tblW w:w="0" w:type="auto"/>
+        <w:tblCellSpacing w:w="15" w:type="dxa"/>
+        <w:tblCellMar>
+          <w:top w:w="15" w:type="dxa"/>
+          <w:left w:w="15" w:type="dxa"/>
+          <w:bottom w:w="15" w:type="dxa"/>
+          <w:right w:w="15" w:type="dxa"/>
+        </w:tblCellMar>
+        <w:tblLook w:val="04A0" w:firstRow="1" w:lastRow="0" w:firstColumn="1" w:lastColumn="0" w:noHBand="0" w:noVBand="1"/>
+      </w:tblPr>
+      <w:tblGrid>
+        <w:gridCol w:w="315"/>
+        <w:gridCol w:w="1326"/>
+        <w:gridCol w:w="3533"/>
+        <w:gridCol w:w="4618"/>
+      </w:tblGrid>
+      <w:tr>
+        <w:trPr>
+          <w:tblHeader/>
+          <w:tblCellSpacing w:w="15" w:type="dxa"/>
+        </w:trPr>
+        <w:tc>
+          <w:tcPr>
+            <w:tcW w:w="0" w:type="auto"/>
+            <w:vAlign w:val="center"/>
+            <w:hideMark/>
+          </w:tcPr>
+          <w:p>
+            <w:pPr>
+              <w:snapToGrid w:val="0"/>
+              <w:contextualSpacing/>
+              <w:jc w:val="center"/>
+              <w:rPr>
+                <w:b/>
+                <w:bCs/>
+              </w:rPr>
+            </w:pPr>
+            <w:r>
+              <w:rPr>
+                <w:b/>
+                <w:bCs/>
+              </w:rPr>
+              <w:t>#</w:t>
+            </w:r>
+          </w:p>
+        </w:tc>
+        <w:tc>
+          <w:tcPr>
+            <w:tcW w:w="0" w:type="auto"/>
+            <w:vAlign w:val="center"/>
+            <w:hideMark/>
+          </w:tcPr>
+          <w:p>
+            <w:pPr>
+              <w:snapToGrid w:val="0"/>
+              <w:contextualSpacing/>
+              <w:jc w:val="center"/>
+              <w:rPr>
+                <w:b/>
+                <w:bCs/>
+              </w:rPr>
+            </w:pPr>
+            <w:r>
+              <w:rPr>
+                <w:b/>
+                <w:bCs/>
+              </w:rPr>
+              <w:t>Area</w:t>
+            </w:r>
+          </w:p>
+        </w:tc>
+        <w:tc>
+          <w:tcPr>
+            <w:tcW w:w="0" w:type="auto"/>
+            <w:vAlign w:val="center"/>
+            <w:hideMark/>
+          </w:tcPr>
+          <w:p>
+            <w:pPr>
+              <w:snapToGrid w:val="0"/>
+              <w:contextualSpacing/>
+              <w:jc w:val="center"/>
+              <w:rPr>
+                <w:b/>
+                <w:bCs/>
+              </w:rPr>
+            </w:pPr>
+            <w:r>
+              <w:rPr>
+                <w:b/>
+                <w:bCs/>
+              </w:rPr>
+              <w:t>Issue</w:t>
+            </w:r>
+          </w:p>
+        </w:tc>
+        <w:tc>
+          <w:tcPr>
+            <w:tcW w:w="0" w:type="auto"/>
+            <w:vAlign w:val="center"/>
+            <w:hideMark/>
+          </w:tcPr>
+          <w:p>
+            <w:pPr>
+              <w:snapToGrid w:val="0"/>
+              <w:contextualSpacing/>
+              <w:jc w:val="center"/>
+              <w:rPr>
+                <w:b/>
+                <w:bCs/>
+              </w:rPr>
+            </w:pPr>
+            <w:r>
+              <w:rPr>
+                <w:b/>
+                <w:bCs/>
+              </w:rPr>
+              <w:t>Impact</w:t>
+            </w:r>
+          </w:p>
+        </w:tc>
+      </w:tr>
+      <w:tr>
+        <w:trPr>
+          <w:tblCellSpacing w:w="15" w:type="dxa"/>
+        </w:trPr>
+        <w:tc>
+          <w:tcPr>
+            <w:tcW w:w="0" w:type="auto"/>
+            <w:vAlign w:val="center"/>
+            <w:hideMark/>
+          </w:tcPr>
+          <w:p>
+            <w:pPr>
+              <w:snapToGrid w:val="0"/>
+              <w:contextualSpacing/>
+            </w:pPr>
+            <w:r>
+              <w:t>13</w:t>
+            </w:r>
+          </w:p>
+        </w:tc>
+        <w:tc>
+          <w:tcPr>
+            <w:tcW w:w="0" w:type="auto"/>
+            <w:vAlign w:val="center"/>
+            <w:hideMark/>
+          </w:tcPr>
+          <w:p>
+            <w:pPr>
+              <w:snapToGrid w:val="0"/>
+              <w:contextualSpacing/>
+            </w:pPr>
+            <w:r>
+              <w:t>Orchestrator</w:t>
+            </w:r>
+          </w:p>
+        </w:tc>
+        <w:tc>
+          <w:tcPr>
+            <w:tcW w:w="0" w:type="auto"/>
+            <w:vAlign w:val="center"/>
+            <w:hideMark/>
+          </w:tcPr>
+          <w:p>
+            <w:pPr>
+              <w:snapToGrid w:val="0"/>
+              <w:contextualSpacing/>
+            </w:pPr>
+            <w:r>
+              <w:t>[RESOLVED]</w:t>
+            </w:r>
+            <w:r>
+              <w:t xml:space="preserve"> </w:t>
+            </w:r>
+            <w:r>
+              <w:t>rca_reasoning_orchestrator.py is monolithic</w:t>
+            </w:r>
+          </w:p>
+        </w:tc>
+        <w:tc>
+          <w:tcPr>
+            <w:tcW w:w="0" w:type="auto"/>
+            <w:vAlign w:val="center"/>
+            <w:hideMark/>
+          </w:tcPr>
+          <w:p>
+            <w:pPr>
+              <w:snapToGrid w:val="0"/>
+              <w:contextualSpacing/>
+            </w:pPr>
+            <w:r>
+              <w:t>Contains orchestrator, all concrete implementations, and factory function — harder to test and maintain</w:t>
+            </w:r>
+          </w:p>
+        </w:tc>
+      </w:tr>
+      <w:tr>
+        <w:trPr>
+          <w:tblCellSpacing w:w="15" w:type="dxa"/>
+        </w:trPr>
+        <w:tc>
+          <w:tcPr>
+            <w:tcW w:w="0" w:type="auto"/>
+            <w:vAlign w:val="center"/>
+            <w:hideMark/>
+          </w:tcPr>
+          <w:p>
+            <w:pPr>
+              <w:snapToGrid w:val="0"/>
+              <w:contextualSpacing/>
+            </w:pPr>
+            <w:r>
+              <w:t>14</w:t>
+            </w:r>
+          </w:p>
+        </w:tc>
+        <w:tc>
+          <w:tcPr>
+            <w:tcW w:w="0" w:type="auto"/>
+            <w:vAlign w:val="center"/>
+            <w:hideMark/>
+          </w:tcPr>
+          <w:p>
+            <w:pPr>
+              <w:snapToGrid w:val="0"/>
+              <w:contextualSpacing/>
+            </w:pPr>
+            <w:r>
+              <w:t>Analyst Override</w:t>
+            </w:r>
+          </w:p>
+        </w:tc>
+        <w:tc>
+          <w:tcPr>
+            <w:tcW w:w="0" w:type="auto"/>
+            <w:vAlign w:val="center"/>
+            <w:hideMark/>
+          </w:tcPr>
+          <w:p>
+            <w:pPr>
+              <w:snapToGrid w:val="0"/>
+              <w:contextualSpacing/>
+            </w:pPr>
+            <w:r>
+              <w:t>[RESOLVED]</w:t>
+            </w:r>
+            <w:r>
+              <w:t xml:space="preserve"> </w:t>
+            </w:r>
+            <w:r>
+              <w:t>No structured artifact for analyst override records</w:t>
+            </w:r>
+          </w:p>
+        </w:tc>
+        <w:tc>
+          <w:tcPr>
+            <w:tcW w:w="0" w:type="auto"/>
+            <w:vAlign w:val="center"/>
+            <w:hideMark/>
+          </w:tcPr>
+          <w:p>
+            <w:pPr>
+              <w:snapToGrid w:val="0"/>
+              <w:contextualSpacing/>
+            </w:pPr>
+            <w:r>
+              <w:t>Cannot mine override history for recurrence signal; regulatory auditability gap</w:t>
+            </w:r>
+          </w:p>
+        </w:tc>
+      </w:tr>
+      <w:tr>
+        <w:trPr>
+          <w:tblCellSpacing w:w="15" w:type="dxa"/>
+        </w:trPr>
+        <w:tc>
+          <w:tcPr>
+            <w:tcW w:w="0" w:type="auto"/>
+            <w:vAlign w:val="center"/>
+            <w:hideMark/>
+          </w:tcPr>
+          <w:p>
+            <w:pPr>
+              <w:snapToGrid w:val="0"/>
+              <w:contextualSpacing/>
+            </w:pPr>
+            <w:r>
               <w:lastRenderedPageBreak/>
+              <w:t>15</w:t>
+            </w:r>
+          </w:p>
+        </w:tc>
+        <w:tc>
+          <w:tcPr>
+            <w:tcW w:w="0" w:type="auto"/>
+            <w:vAlign w:val="center"/>
+            <w:hideMark/>
+          </w:tcPr>
+          <w:p>
+            <w:pPr>
+              <w:snapToGrid w:val="0"/>
+              <w:contextualSpacing/>
+            </w:pPr>
+            <w:r>
+              <w:t>CAP Integration</w:t>
+            </w:r>
+          </w:p>
+        </w:tc>
+        <w:tc>
+          <w:tcPr>
+            <w:tcW w:w="0" w:type="auto"/>
+            <w:vAlign w:val="center"/>
+            <w:hideMark/>
+          </w:tcPr>
+          <w:p>
+            <w:pPr>
+              <w:snapToGrid w:val="0"/>
+              <w:contextualSpacing/>
+            </w:pPr>
+            <w:r>
+              <w:t>[RESOLVED]</w:t>
+            </w:r>
+            <w:r>
+              <w:t xml:space="preserve"> </w:t>
+            </w:r>
+            <w:r>
+              <w:t>No connection from recommended_actions to Maximo/SAP PM</w:t>
+            </w:r>
+          </w:p>
+        </w:tc>
+        <w:tc>
+          <w:tcPr>
+            <w:tcW w:w="0" w:type="auto"/>
+            <w:vAlign w:val="center"/>
+            <w:hideMark/>
+          </w:tcPr>
+          <w:p>
+            <w:pPr>
+              <w:snapToGrid w:val="0"/>
+              <w:contextualSpacing/>
+            </w:pPr>
+            <w:r>
+              <w:t>Engineers must manually re-enter findings; adoption risk</w:t>
+            </w:r>
+          </w:p>
+        </w:tc>
+      </w:tr>
+      <w:tr>
+        <w:trPr>
+          <w:tblCellSpacing w:w="15" w:type="dxa"/>
+        </w:trPr>
+        <w:tc>
+          <w:tcPr>
+            <w:tcW w:w="0" w:type="auto"/>
+            <w:vAlign w:val="center"/>
+            <w:hideMark/>
+          </w:tcPr>
+          <w:p>
+            <w:pPr>
+              <w:snapToGrid w:val="0"/>
+              <w:contextualSpacing/>
+            </w:pPr>
+            <w:r>
+              <w:t>16</w:t>
+            </w:r>
+          </w:p>
+        </w:tc>
+        <w:tc>
+          <w:tcPr>
+            <w:tcW w:w="0" w:type="auto"/>
+            <w:vAlign w:val="center"/>
+            <w:hideMark/>
+          </w:tcPr>
+          <w:p>
+            <w:pPr>
+              <w:snapToGrid w:val="0"/>
+              <w:contextualSpacing/>
+            </w:pPr>
+            <w:r>
+              <w:t>TSKR</w:t>
+            </w:r>
+          </w:p>
+        </w:tc>
+        <w:tc>
+          <w:tcPr>
+            <w:tcW w:w="0" w:type="auto"/>
+            <w:vAlign w:val="center"/>
+            <w:hideMark/>
+          </w:tcPr>
+          <w:p>
+            <w:pPr>
+              <w:snapToGrid w:val="0"/>
+              <w:contextualSpacing/>
+            </w:pPr>
+            <w:r>
+              <w:t>[RESOLVED]</w:t>
+            </w:r>
+            <w:r>
+              <w:t xml:space="preserve"> </w:t>
+            </w:r>
+            <w:r>
+              <w:t>Anomaly timestamps not weighted by severity</w:t>
+            </w:r>
+          </w:p>
+        </w:tc>
+        <w:tc>
+          <w:tcPr>
+            <w:tcW w:w="0" w:type="auto"/>
+            <w:vAlign w:val="center"/>
+            <w:hideMark/>
+          </w:tcPr>
+          <w:p>
+            <w:pPr>
+              <w:snapToGrid w:val="0"/>
+              <w:contextualSpacing/>
+            </w:pPr>
+            <w:r>
+              <w:t>Low-severity noise anomalies contribute equally to lag estimation</w:t>
+            </w:r>
+          </w:p>
+        </w:tc>
+      </w:tr>
+      <w:tr>
+        <w:trPr>
+          <w:tblCellSpacing w:w="15" w:type="dxa"/>
+        </w:trPr>
+        <w:tc>
+          <w:tcPr>
+            <w:tcW w:w="0" w:type="auto"/>
+            <w:vAlign w:val="center"/>
+            <w:hideMark/>
+          </w:tcPr>
+          <w:p>
+            <w:pPr>
+              <w:snapToGrid w:val="0"/>
+              <w:contextualSpacing/>
+            </w:pPr>
+            <w:r>
+              <w:t>17</w:t>
+            </w:r>
+          </w:p>
+        </w:tc>
+        <w:tc>
+          <w:tcPr>
+            <w:tcW w:w="0" w:type="auto"/>
+            <w:vAlign w:val="center"/>
+            <w:hideMark/>
+          </w:tcPr>
+          <w:p>
+            <w:pPr>
+              <w:snapToGrid w:val="0"/>
+              <w:contextualSpacing/>
+            </w:pPr>
+            <w:r>
+              <w:t>KG Schema Builder</w:t>
+            </w:r>
+          </w:p>
+        </w:tc>
+        <w:tc>
+          <w:tcPr>
+            <w:tcW w:w="0" w:type="auto"/>
+            <w:vAlign w:val="center"/>
+            <w:hideMark/>
+          </w:tcPr>
+          <w:p>
+            <w:pPr>
+              <w:snapToGrid w:val="0"/>
+              <w:contextualSpacing/>
+            </w:pPr>
+            <w:r>
+              <w:t>[RESOLVED]</w:t>
+            </w:r>
+            <w:r>
+              <w:t xml:space="preserve"> </w:t>
+            </w:r>
+            <w:r>
+              <w:t>_prefix() can produce IDs with spaces</w:t>
+            </w:r>
+          </w:p>
+        </w:tc>
+        <w:tc>
+          <w:tcPr>
+            <w:tcW w:w="0" w:type="auto"/>
+            <w:vAlign w:val="center"/>
+            <w:hideMark/>
+          </w:tcPr>
+          <w:p>
+            <w:pPr>
+              <w:snapToGrid w:val="0"/>
+              <w:contextualSpacing/>
+            </w:pPr>
+            <w:r>
+              <w:t>Neo4j IDs with spaces cause Cypher issues in unquoted contexts</w:t>
+            </w:r>
+          </w:p>
+        </w:tc>
+      </w:tr>
+      <w:tr>
+        <w:trPr>
+          <w:tblCellSpacing w:w="15" w:type="dxa"/>
+        </w:trPr>
+        <w:tc>
+          <w:tcPr>
+            <w:tcW w:w="0" w:type="auto"/>
+            <w:vAlign w:val="center"/>
+            <w:hideMark/>
+          </w:tcPr>
+          <w:p>
+            <w:pPr>
+              <w:snapToGrid w:val="0"/>
+              <w:contextualSpacing/>
+            </w:pPr>
+            <w:r>
               <w:t>18</w:t>
             </w:r>
           </w:p>
@@ -12458,6 +12503,12 @@
               <w:contextualSpacing/>
             </w:pPr>
             <w:r>
+              <w:t>[RESOLVED]</w:t>
+            </w:r>
+            <w:r>
+              <w:t xml:space="preserve"> </w:t>
+            </w:r>
+            <w:r>
               <w:t>Time_distance_days in kg_context.documents not used in evidence prior scoring</w:t>
             </w:r>
           </w:p>
@@ -12474,7 +12525,7 @@
               <w:contextualSpacing/>
             </w:pPr>
             <w:r>
-              <w:t>Recent CRs and old SOPs treated identically in evidence prior</w:t>
+              <w:t>Recent CRs and old SOPs treated identically in evidence PRIOR (pre-retrieval). PARTIALLY RESOLVED: _recency_factor() already uses time_distance_days in retrieved evidence scoring. Remaining gap: pre-retrieval Stage D evidence prior ignores document age from kg_context.documents.</w:t>
             </w:r>
           </w:p>
         </w:tc>
@@ -12803,20 +12854,7 @@
         <w:rPr>
           <w:rStyle w:val="Strong"/>
         </w:rPr>
-        <w:t>Repository hygiene:</w:t>
-      </w:r>
-      <w:r>
-        <w:t xml:space="preserve"> Schemas in a single discoverable directory (</w:t>
-      </w:r>
-      <w:r>
-        <w:rPr>
-          <w:rStyle w:val="HTMLCode"/>
-          <w:rFonts w:eastAsiaTheme="majorEastAsia"/>
-        </w:rPr>
-        <w:t>schemas/</w:t>
-      </w:r>
-      <w:r>
-        <w:t>). Example fixture bundles synchronized with schemas. V31 causality engine retained for reference but clearly marked as deprecated in favor of V32.</w:t>
+        <w:t>Repository hygiene: Schemas in a single discoverable directory (schemas/). Example fixture bundles synchronized with schemas. V31 causality engine retained for cross-validation and ablation testing alongside V32 (not deprecated — intentional dual-engine design).</w:t>
       </w:r>
     </w:p>
     <w:p>
@@ -12931,6 +12969,7 @@
         <w:rPr>
           <w:rStyle w:val="Strong"/>
         </w:rPr>
+        <w:lastRenderedPageBreak/>
         <w:t>True root cause:</w:t>
       </w:r>
       <w:r>
@@ -12999,7 +13038,6 @@
         <w:contextualSpacing/>
       </w:pPr>
       <w:r>
-        <w:lastRenderedPageBreak/>
         <w:t>Assertion Targets</w:t>
       </w:r>
     </w:p>
@@ -13797,6 +13835,9 @@
         <w:jc w:val="both"/>
       </w:pPr>
       <w:r>
+        <w:t xml:space="preserve">[FIXED] </w:t>
+      </w:r>
+      <w:r>
         <w:t>Fix TSKR index to store all patterns per target_id, select highest-confidence</w:t>
       </w:r>
     </w:p>
@@ -13846,6 +13887,7 @@
         <w:contextualSpacing/>
       </w:pPr>
       <w:r>
+        <w:lastRenderedPageBreak/>
         <w:t>High Value</w:t>
       </w:r>
     </w:p>
@@ -13860,6 +13902,9 @@
         <w:jc w:val="both"/>
       </w:pPr>
       <w:r>
+        <w:t xml:space="preserve">[FIXED] </w:t>
+      </w:r>
+      <w:r>
         <w:t>Implement candidate-specific governance scoring — link failed PM items to specific failure mode candidates by component and check_type</w:t>
       </w:r>
     </w:p>
@@ -13874,6 +13919,9 @@
         <w:jc w:val="both"/>
       </w:pPr>
       <w:r>
+        <w:t xml:space="preserve">[FIXED] </w:t>
+      </w:r>
+      <w:r>
         <w:t xml:space="preserve">Add symptom-to-failure-mode matching using </w:t>
       </w:r>
       <w:r>
@@ -13908,6 +13956,9 @@
         <w:jc w:val="both"/>
       </w:pPr>
       <w:r>
+        <w:t xml:space="preserve">[FIXED] </w:t>
+      </w:r>
+      <w:r>
         <w:t>Fix component_ids filter in Chroma — or document explicitly as no-op with warning</w:t>
       </w:r>
     </w:p>
@@ -13922,6 +13973,9 @@
         <w:jc w:val="both"/>
       </w:pPr>
       <w:r>
+        <w:t xml:space="preserve">[FIXED] </w:t>
+      </w:r>
+      <w:r>
         <w:t>Add BM25 availability flag to retrieval metadata with explicit warning on degradation</w:t>
       </w:r>
     </w:p>
@@ -13936,6 +13990,9 @@
         <w:jc w:val="both"/>
       </w:pPr>
       <w:r>
+        <w:t xml:space="preserve">[FIXED] </w:t>
+      </w:r>
+      <w:r>
         <w:t xml:space="preserve">Differentiate document type role classification — use </w:t>
       </w:r>
       <w:r>
@@ -14039,7 +14096,6 @@
         <w:contextualSpacing/>
       </w:pPr>
       <w:r>
-        <w:lastRenderedPageBreak/>
         <w:t>Defer</w:t>
       </w:r>
     </w:p>
@@ -14721,6 +14777,7 @@
               <w:contextualSpacing/>
             </w:pPr>
             <w:r>
+              <w:lastRenderedPageBreak/>
               <w:t>3</w:t>
             </w:r>
           </w:p>
@@ -15096,7 +15153,6 @@
               <w:contextualSpacing/>
             </w:pPr>
             <w:r>
-              <w:lastRenderedPageBreak/>
               <w:t>8</w:t>
             </w:r>
           </w:p>
@@ -15537,7 +15593,7 @@
         <w:contextualSpacing/>
       </w:pPr>
       <w:r>
-        <w:pict w14:anchorId="48C19FEB">
+        <w:pict w14:anchorId="0CC3680B">
           <v:rect id="Rectangle 201" o:spid="_x0000_s1034" alt="" style="width:489.6pt;height:.05pt;visibility:visible;mso-wrap-style:square;mso-width-percent:0;mso-height-percent:0;mso-left-percent:-10001;mso-top-percent:-10001;mso-position-horizontal:absolute;mso-position-horizontal-relative:char;mso-position-vertical:absolute;mso-position-vertical-relative:line;mso-width-percent:0;mso-height-percent:0;mso-left-percent:-10001;mso-top-percent:-10001;v-text-anchor:top" filled="f">
             <o:lock v:ext="edit" aspectratio="t"/>
             <w10:anchorlock/>
@@ -15614,7 +15670,7 @@
         <w:contextualSpacing/>
       </w:pPr>
       <w:r>
-        <w:pict w14:anchorId="57AFFEB2">
+        <w:pict w14:anchorId="68FA3BB5">
           <v:rect id="Rectangle 199" o:spid="_x0000_s1033" alt="" style="width:489.6pt;height:.05pt;visibility:visible;mso-wrap-style:square;mso-width-percent:0;mso-height-percent:0;mso-left-percent:-10001;mso-top-percent:-10001;mso-position-horizontal:absolute;mso-position-horizontal-relative:char;mso-position-vertical:absolute;mso-position-vertical-relative:line;mso-width-percent:0;mso-height-percent:0;mso-left-percent:-10001;mso-top-percent:-10001;v-text-anchor:top" filled="f">
             <o:lock v:ext="edit" aspectratio="t"/>
             <w10:anchorlock/>
@@ -15647,6 +15703,7 @@
         <w:contextualSpacing/>
       </w:pPr>
       <w:r>
+        <w:lastRenderedPageBreak/>
         <w:t>The document makes barrier analysis a first-class requirement: "which barriers failed, which succeeded." This is distinct from safety functions — barriers are the physical/functional layers (fuel cladding, RCS pressure boundary, containment) that prevent radioactive release. Safety function mapping (Issue #8 we just implemented) is one step, but there is no barriers concept in:</w:t>
       </w:r>
     </w:p>
@@ -15723,7 +15780,7 @@
         <w:contextualSpacing/>
       </w:pPr>
       <w:r>
-        <w:pict w14:anchorId="360DE0A3">
+        <w:pict w14:anchorId="72334742">
           <v:rect id="Rectangle 197" o:spid="_x0000_s1032" alt="" style="width:489.6pt;height:.1pt;visibility:visible;mso-wrap-style:square;mso-width-percent:0;mso-height-percent:0;mso-left-percent:-10001;mso-top-percent:-10001;mso-position-horizontal:absolute;mso-position-horizontal-relative:char;mso-position-vertical:absolute;mso-position-vertical-relative:line;mso-width-percent:0;mso-height-percent:0;mso-left-percent:-10001;mso-top-percent:-10001;v-text-anchor:top" filled="f">
             <o:lock v:ext="edit" aspectratio="t"/>
             <w10:anchorlock/>
@@ -15756,7 +15813,6 @@
         <w:contextualSpacing/>
       </w:pPr>
       <w:r>
-        <w:lastRenderedPageBreak/>
         <w:t xml:space="preserve">affected_safety_functions on each candidate tells you </w:t>
       </w:r>
       <w:r>
@@ -15778,7 +15834,7 @@
         <w:contextualSpacing/>
       </w:pPr>
       <w:r>
-        <w:pict w14:anchorId="377D0C98">
+        <w:pict w14:anchorId="69A6929C">
           <v:rect id="Rectangle 195" o:spid="_x0000_s1031" alt="" style="width:489.6pt;height:.05pt;visibility:visible;mso-wrap-style:square;mso-width-percent:0;mso-height-percent:0;mso-left-percent:-10001;mso-top-percent:-10001;mso-position-horizontal:absolute;mso-position-horizontal-relative:char;mso-position-vertical:absolute;mso-position-vertical-relative:line;mso-width-percent:0;mso-height-percent:0;mso-left-percent:-10001;mso-top-percent:-10001;v-text-anchor:top" filled="f">
             <o:lock v:ext="edit" aspectratio="t"/>
             <w10:anchorlock/>
@@ -15914,7 +15970,7 @@
         <w:contextualSpacing/>
       </w:pPr>
       <w:r>
-        <w:pict w14:anchorId="2CB82B2D">
+        <w:pict w14:anchorId="2490C85E">
           <v:rect id="Rectangle 193" o:spid="_x0000_s1030" alt="" style="width:489.6pt;height:.1pt;visibility:visible;mso-wrap-style:square;mso-width-percent:0;mso-height-percent:0;mso-left-percent:-10001;mso-top-percent:-10001;mso-position-horizontal:absolute;mso-position-horizontal-relative:char;mso-position-vertical:absolute;mso-position-vertical-relative:line;mso-width-percent:0;mso-height-percent:0;mso-left-percent:-10001;mso-top-percent:-10001;v-text-anchor:top" filled="f">
             <o:lock v:ext="edit" aspectratio="t"/>
             <w10:anchorlock/>
@@ -15975,7 +16031,7 @@
         <w:contextualSpacing/>
       </w:pPr>
       <w:r>
-        <w:pict w14:anchorId="37F54198">
+        <w:pict w14:anchorId="6AA2D4DF">
           <v:rect id="Rectangle 191" o:spid="_x0000_s1029" alt="" style="width:489.6pt;height:.05pt;visibility:visible;mso-wrap-style:square;mso-width-percent:0;mso-height-percent:0;mso-left-percent:-10001;mso-top-percent:-10001;mso-position-horizontal:absolute;mso-position-horizontal-relative:char;mso-position-vertical:absolute;mso-position-vertical-relative:line;mso-width-percent:0;mso-height-percent:0;mso-left-percent:-10001;mso-top-percent:-10001;v-text-anchor:top" filled="f">
             <o:lock v:ext="edit" aspectratio="t"/>
             <w10:anchorlock/>
@@ -16070,7 +16126,7 @@
         <w:contextualSpacing/>
       </w:pPr>
       <w:r>
-        <w:pict w14:anchorId="07A183A2">
+        <w:pict w14:anchorId="6389C2CB">
           <v:rect id="Rectangle 189" o:spid="_x0000_s1028" alt="" style="width:489.6pt;height:.05pt;visibility:visible;mso-wrap-style:square;mso-width-percent:0;mso-height-percent:0;mso-left-percent:-10001;mso-top-percent:-10001;mso-position-horizontal:absolute;mso-position-horizontal-relative:char;mso-position-vertical:absolute;mso-position-vertical-relative:line;mso-width-percent:0;mso-height-percent:0;mso-left-percent:-10001;mso-top-percent:-10001;v-text-anchor:top" filled="f">
             <o:lock v:ext="edit" aspectratio="t"/>
             <w10:anchorlock/>
@@ -16113,7 +16169,7 @@
         <w:contextualSpacing/>
       </w:pPr>
       <w:r>
-        <w:pict w14:anchorId="44774270">
+        <w:pict w14:anchorId="51163FEC">
           <v:rect id="Rectangle 187" o:spid="_x0000_s1027" alt="" style="width:489.6pt;height:.1pt;visibility:visible;mso-wrap-style:square;mso-width-percent:0;mso-height-percent:0;mso-left-percent:-10001;mso-top-percent:-10001;mso-position-horizontal:absolute;mso-position-horizontal-relative:char;mso-position-vertical:absolute;mso-position-vertical-relative:line;mso-width-percent:0;mso-height-percent:0;mso-left-percent:-10001;mso-top-percent:-10001;v-text-anchor:top" filled="f">
             <o:lock v:ext="edit" aspectratio="t"/>
             <w10:anchorlock/>
@@ -16152,11 +16208,7 @@
         <w:contextualSpacing/>
       </w:pPr>
       <w:r>
-        <w:t xml:space="preserve">FMEAs carry failure_mechanism, rpn, expected_latency — all fields that the kg_context.json failure_modes schema defines. But the parser has no FMEA section map, so FMEA documents are </w:t>
-      </w:r>
-      <w:r>
-        <w:lastRenderedPageBreak/>
-        <w:t>chunked as generic text. The structured fields in failure_modes in kg_context must currently be manually populated in the KG rather than being extracted by the parser.</w:t>
+        <w:t>FMEAs carry failure_mechanism, rpn, expected_latency — all fields that the kg_context.json failure_modes schema defines. But the parser has no FMEA section map, so FMEA documents are chunked as generic text. The structured fields in failure_modes in kg_context must currently be manually populated in the KG rather than being extracted by the parser.</w:t>
       </w:r>
     </w:p>
     <w:p>
@@ -16400,7 +16452,7 @@
         <w:snapToGrid w:val="0"/>
       </w:pPr>
       <w:r>
-        <w:t>Individual pump P-101A is a KG mbse_entity that realizes the component_type = centrifugal_pump</w:t>
+        <w:t>Individual pump P-101A is a KG element_usage node that realizes the component_type = centrifugal_pump</w:t>
       </w:r>
     </w:p>
     <w:p>
@@ -16458,6 +16510,7 @@
         <w:contextualSpacing/>
       </w:pPr>
       <w:r>
+        <w:lastRenderedPageBreak/>
         <w:t xml:space="preserve">             </w:t>
       </w:r>
       <w:r>
@@ -16503,7 +16556,7 @@
       </w:r>
       <w:r>
         <w:tab/>
-        <w:t xml:space="preserve">                 individual mbse_entity (P-101A, P-101B, …)</w:t>
+        <w:t xml:space="preserve">                 individual element_usage node (P-101A, P-101B, …)</w:t>
       </w:r>
     </w:p>
     <w:p>
@@ -16518,7 +16571,7 @@
         <w:contextualSpacing/>
       </w:pPr>
       <w:r>
-        <w:t>This means the FMEA parser cannot write applies_to_component_id = P-101A directly — it should write applies_to_component_type = centrifugal_pump and the KG loader resolves which specific mbse_entity nodes are instances of that type at query time.</w:t>
+        <w:t>This means the FMEA parser cannot write applies_to_component_id = P-101A directly — it should write applies_to_component_type = centrifugal_pump and the KG loader resolves which specific element_usage nodes are instances of that type at query time.</w:t>
       </w:r>
     </w:p>
     <w:p>
@@ -16559,7 +16612,6 @@
         <w:snapToGrid w:val="0"/>
       </w:pPr>
       <w:r>
-        <w:lastRenderedPageBreak/>
         <w:t>The Maintenance Rule (10 CFR 50.65 in nuclear) assigns functional failure criteria at the functional group level, not the component type level. This maps to safety functions, not failure modes directly.</w:t>
       </w:r>
     </w:p>
@@ -18109,6 +18161,7 @@
                 <w:sz w:val="18"/>
                 <w:szCs w:val="18"/>
               </w:rPr>
+              <w:lastRenderedPageBreak/>
               <w:t>test_authority_weight_scales_all_scores</w:t>
             </w:r>
           </w:p>
@@ -18628,7 +18681,6 @@
                 <w:sz w:val="20"/>
                 <w:szCs w:val="20"/>
               </w:rPr>
-              <w:lastRenderedPageBreak/>
               <w:t>Test</w:t>
             </w:r>
           </w:p>
@@ -20084,6 +20136,7 @@
                 <w:sz w:val="18"/>
                 <w:szCs w:val="18"/>
               </w:rPr>
+              <w:lastRenderedPageBreak/>
               <w:t>test_symptom_match_no_expected_symptom_types_neutral</w:t>
             </w:r>
           </w:p>
@@ -20644,7 +20697,6 @@
                 <w:sz w:val="18"/>
                 <w:szCs w:val="18"/>
               </w:rPr>
-              <w:lastRenderedPageBreak/>
               <w:t>test_top_k_applies_only_to_fm_candidates</w:t>
             </w:r>
           </w:p>
@@ -22017,6 +22069,7 @@
                 <w:sz w:val="18"/>
                 <w:szCs w:val="18"/>
               </w:rPr>
+              <w:lastRenderedPageBreak/>
               <w:t>test_evidence_linked_to_unknown_candidate_flagged</w:t>
             </w:r>
           </w:p>
@@ -22673,7 +22726,6 @@
                 <w:sz w:val="18"/>
                 <w:szCs w:val="18"/>
               </w:rPr>
-              <w:lastRenderedPageBreak/>
               <w:t>test_fallback_preserves_linked_id_for_primary</w:t>
             </w:r>
           </w:p>
@@ -24081,6 +24133,7 @@
                 <w:sz w:val="20"/>
                 <w:szCs w:val="20"/>
               </w:rPr>
+              <w:lastRenderedPageBreak/>
               <w:t>Test</w:t>
             </w:r>
           </w:p>
@@ -24340,13 +24393,8 @@
         </w:rPr>
       </w:pPr>
       <w:r>
-        <w:rPr>
-          <w:noProof/>
-        </w:rPr>
-      </w:r>
-      <w:r>
-        <w:pict w14:anchorId="3AE8D527">
-          <v:rect id="Rectangle 37" o:spid="_x0000_s1026" style="width:489.6pt;height:1.1pt;visibility:visible;mso-wrap-style:square;mso-left-percent:-10001;mso-top-percent:-10001;mso-position-horizontal:absolute;mso-position-horizontal-relative:char;mso-position-vertical:absolute;mso-position-vertical-relative:line;mso-left-percent:-10001;mso-top-percent:-10001;v-text-anchor:top" o:gfxdata="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" filled="f">
+        <w:pict w14:anchorId="7036821C">
+          <v:rect id="Rectangle 37" o:spid="_x0000_s1026" alt="" style="width:489.6pt;height:1.1pt;visibility:visible;mso-wrap-style:square;mso-width-percent:0;mso-height-percent:0;mso-left-percent:-10001;mso-top-percent:-10001;mso-position-horizontal:absolute;mso-position-horizontal-relative:char;mso-position-vertical:absolute;mso-position-vertical-relative:line;mso-width-percent:0;mso-height-percent:0;mso-left-percent:-10001;mso-top-percent:-10001;v-text-anchor:top" filled="f">
             <o:lock v:ext="edit" aspectratio="t"/>
             <w10:anchorlock/>
           </v:rect>
